--- a/Gestion/1.1.2 Documento de registro de definición e identificación del proyecto.docx
+++ b/Gestion/1.1.2 Documento de registro de definición e identificación del proyecto.docx
@@ -210,7 +210,7 @@
                 <w:szCs w:val="22"/>
               </w:rPr>
             </w:pPr>
-            <w:bookmarkStart w:colFirst="0" w:colLast="0" w:name="_heading=h.bb3tf24pnoqj" w:id="0"/>
+            <w:bookmarkStart w:colFirst="0" w:colLast="0" w:name="_go6t1jaaqubq" w:id="0"/>
             <w:bookmarkEnd w:id="0"/>
             <w:r>
               <w:rPr>
@@ -447,7 +447,7 @@
               <w:jc w:val="center"/>
               <w:rPr/>
             </w:pPr>
-            <w:bookmarkStart w:colFirst="0" w:colLast="0" w:name="_heading=h.mry2syr6fnzj" w:id="1"/>
+            <w:bookmarkStart w:colFirst="0" w:colLast="0" w:name="_zez9b35np2f" w:id="1"/>
             <w:bookmarkEnd w:id="1"/>
             <w:r>
               <w:rPr>
@@ -862,7 +862,7 @@
                 <wp:anchor allowOverlap="1" behindDoc="0" distB="0" distT="0" distL="114300" distR="114300" hidden="0" layoutInCell="1" locked="0" relativeHeight="0" simplePos="0">
                   <wp:simplePos x="0" y="0"/>
                   <wp:positionH relativeFrom="column">
-                    <wp:posOffset>-113664</wp:posOffset>
+                    <wp:posOffset>-113663</wp:posOffset>
                   </wp:positionH>
                   <wp:positionV relativeFrom="paragraph">
                     <wp:posOffset>102235</wp:posOffset>
@@ -870,16 +870,16 @@
                   <wp:extent cx="502920" cy="502920"/>
                   <wp:effectExtent b="0" l="0" r="0" t="0"/>
                   <wp:wrapNone/>
-                  <wp:docPr descr="Código QR con relleno sólido" id="2106009978" name="image2.png"/>
+                  <wp:docPr descr="Código QR con relleno sólido" id="9" name="image3.png"/>
                   <a:graphic>
                     <a:graphicData uri="http://schemas.openxmlformats.org/drawingml/2006/picture">
                       <pic:pic>
                         <pic:nvPicPr>
-                          <pic:cNvPr descr="Código QR con relleno sólido" id="0" name="image2.png"/>
+                          <pic:cNvPr descr="Código QR con relleno sólido" id="0" name="image3.png"/>
                           <pic:cNvPicPr preferRelativeResize="0"/>
                         </pic:nvPicPr>
                         <pic:blipFill>
-                          <a:blip r:embed="rId7"/>
+                          <a:blip r:embed="rId6"/>
                           <a:srcRect b="0" l="0" r="0" t="0"/>
                           <a:stretch>
                             <a:fillRect/>
@@ -947,20 +947,20 @@
       </w:r>
       <w:r>
         <mc:AlternateContent>
-          <mc:Choice Requires="wps">
+          <mc:Choice Requires="wpg">
             <w:drawing>
               <wp:anchor allowOverlap="1" behindDoc="0" distB="4294967295" distT="4294967295" distL="114300" distR="114300" hidden="0" layoutInCell="1" locked="0" relativeHeight="0" simplePos="0">
                 <wp:simplePos x="0" y="0"/>
                 <wp:positionH relativeFrom="column">
-                  <wp:posOffset>15241</wp:posOffset>
+                  <wp:posOffset>8892</wp:posOffset>
                 </wp:positionH>
                 <wp:positionV relativeFrom="paragraph">
-                  <wp:posOffset>73025</wp:posOffset>
+                  <wp:posOffset>73026</wp:posOffset>
                 </wp:positionV>
-                <wp:extent cx="0" cy="12700"/>
+                <wp:extent cx="12700" cy="12700"/>
                 <wp:effectExtent b="0" l="0" r="0" t="0"/>
                 <wp:wrapNone/>
-                <wp:docPr id="2106009974" name=""/>
+                <wp:docPr id="2" name=""/>
                 <a:graphic>
                   <a:graphicData uri="http://schemas.microsoft.com/office/word/2010/wordprocessingShape">
                     <wps:wsp>
@@ -979,7 +979,7 @@
                             <a:srgbClr val="B3C6E7"/>
                           </a:solidFill>
                           <a:prstDash val="solid"/>
-                          <a:miter lim="800000"/>
+                          <a:miter lim="8000"/>
                           <a:headEnd len="sm" w="sm" type="none"/>
                           <a:tailEnd len="sm" w="sm" type="none"/>
                         </a:ln>
@@ -998,24 +998,24 @@
               <wp:anchor allowOverlap="1" behindDoc="0" distB="4294967295" distT="4294967295" distL="114300" distR="114300" hidden="0" layoutInCell="1" locked="0" relativeHeight="0" simplePos="0">
                 <wp:simplePos x="0" y="0"/>
                 <wp:positionH relativeFrom="column">
-                  <wp:posOffset>15241</wp:posOffset>
+                  <wp:posOffset>8892</wp:posOffset>
                 </wp:positionH>
                 <wp:positionV relativeFrom="paragraph">
-                  <wp:posOffset>73025</wp:posOffset>
+                  <wp:posOffset>73026</wp:posOffset>
                 </wp:positionV>
-                <wp:extent cx="0" cy="12700"/>
+                <wp:extent cx="12700" cy="12700"/>
                 <wp:effectExtent b="0" l="0" r="0" t="0"/>
                 <wp:wrapNone/>
-                <wp:docPr id="2106009974" name="image6.png"/>
+                <wp:docPr id="2" name="image7.png"/>
                 <a:graphic>
                   <a:graphicData uri="http://schemas.openxmlformats.org/drawingml/2006/picture">
                     <pic:pic>
                       <pic:nvPicPr>
-                        <pic:cNvPr id="0" name="image6.png"/>
+                        <pic:cNvPr id="0" name="image7.png"/>
                         <pic:cNvPicPr preferRelativeResize="0"/>
                       </pic:nvPicPr>
                       <pic:blipFill>
-                        <a:blip r:embed="rId8"/>
+                        <a:blip r:embed="rId7"/>
                         <a:srcRect/>
                         <a:stretch>
                           <a:fillRect/>
@@ -1024,7 +1024,7 @@
                       <pic:spPr>
                         <a:xfrm>
                           <a:off x="0" y="0"/>
-                          <a:ext cx="0" cy="12700"/>
+                          <a:ext cx="12700" cy="12700"/>
                         </a:xfrm>
                         <a:prstGeom prst="rect"/>
                         <a:ln/>
@@ -1155,7 +1155,7 @@
                 <wp:inline distB="0" distT="0" distL="0" distR="0">
                   <wp:extent cx="503555" cy="503555"/>
                   <wp:effectExtent b="0" l="0" r="0" t="0"/>
-                  <wp:docPr descr="Lista con relleno sólido" id="2106009981" name="image1.png"/>
+                  <wp:docPr descr="Lista con relleno sólido" id="6" name="image1.png"/>
                   <a:graphic>
                     <a:graphicData uri="http://schemas.openxmlformats.org/drawingml/2006/picture">
                       <pic:pic>
@@ -1164,7 +1164,7 @@
                           <pic:cNvPicPr preferRelativeResize="0"/>
                         </pic:nvPicPr>
                         <pic:blipFill>
-                          <a:blip r:embed="rId9"/>
+                          <a:blip r:embed="rId8"/>
                           <a:srcRect b="0" l="0" r="0" t="0"/>
                           <a:stretch>
                             <a:fillRect/>
@@ -1220,20 +1220,20 @@
       </w:r>
       <w:r>
         <mc:AlternateContent>
-          <mc:Choice Requires="wps">
+          <mc:Choice Requires="wpg">
             <w:drawing>
               <wp:anchor allowOverlap="1" behindDoc="0" distB="4294967295" distT="4294967295" distL="114300" distR="114300" hidden="0" layoutInCell="1" locked="0" relativeHeight="0" simplePos="0">
                 <wp:simplePos x="0" y="0"/>
                 <wp:positionH relativeFrom="column">
-                  <wp:posOffset>1</wp:posOffset>
+                  <wp:posOffset>-6348</wp:posOffset>
                 </wp:positionH>
                 <wp:positionV relativeFrom="paragraph">
-                  <wp:posOffset>-6985</wp:posOffset>
+                  <wp:posOffset>-6984</wp:posOffset>
                 </wp:positionV>
-                <wp:extent cx="0" cy="12700"/>
+                <wp:extent cx="12700" cy="12700"/>
                 <wp:effectExtent b="0" l="0" r="0" t="0"/>
                 <wp:wrapNone/>
-                <wp:docPr id="2106009976" name=""/>
+                <wp:docPr id="1" name=""/>
                 <a:graphic>
                   <a:graphicData uri="http://schemas.microsoft.com/office/word/2010/wordprocessingShape">
                     <wps:wsp>
@@ -1252,7 +1252,7 @@
                             <a:srgbClr val="B3C6E7"/>
                           </a:solidFill>
                           <a:prstDash val="solid"/>
-                          <a:miter lim="800000"/>
+                          <a:miter lim="8000"/>
                           <a:headEnd len="sm" w="sm" type="none"/>
                           <a:tailEnd len="sm" w="sm" type="none"/>
                         </a:ln>
@@ -1271,24 +1271,24 @@
               <wp:anchor allowOverlap="1" behindDoc="0" distB="4294967295" distT="4294967295" distL="114300" distR="114300" hidden="0" layoutInCell="1" locked="0" relativeHeight="0" simplePos="0">
                 <wp:simplePos x="0" y="0"/>
                 <wp:positionH relativeFrom="column">
-                  <wp:posOffset>1</wp:posOffset>
+                  <wp:posOffset>-6348</wp:posOffset>
                 </wp:positionH>
                 <wp:positionV relativeFrom="paragraph">
-                  <wp:posOffset>-6985</wp:posOffset>
+                  <wp:posOffset>-6984</wp:posOffset>
                 </wp:positionV>
-                <wp:extent cx="0" cy="12700"/>
+                <wp:extent cx="12700" cy="12700"/>
                 <wp:effectExtent b="0" l="0" r="0" t="0"/>
                 <wp:wrapNone/>
-                <wp:docPr id="2106009976" name="image8.png"/>
+                <wp:docPr id="1" name="image6.png"/>
                 <a:graphic>
                   <a:graphicData uri="http://schemas.openxmlformats.org/drawingml/2006/picture">
                     <pic:pic>
                       <pic:nvPicPr>
-                        <pic:cNvPr id="0" name="image8.png"/>
+                        <pic:cNvPr id="0" name="image6.png"/>
                         <pic:cNvPicPr preferRelativeResize="0"/>
                       </pic:nvPicPr>
                       <pic:blipFill>
-                        <a:blip r:embed="rId8"/>
+                        <a:blip r:embed="rId7"/>
                         <a:srcRect/>
                         <a:stretch>
                           <a:fillRect/>
@@ -1297,7 +1297,7 @@
                       <pic:spPr>
                         <a:xfrm>
                           <a:off x="0" y="0"/>
-                          <a:ext cx="0" cy="12700"/>
+                          <a:ext cx="12700" cy="12700"/>
                         </a:xfrm>
                         <a:prstGeom prst="rect"/>
                         <a:ln/>
@@ -1417,16 +1417,16 @@
                 <wp:inline distB="0" distT="0" distL="0" distR="0">
                   <wp:extent cx="432019" cy="432019"/>
                   <wp:effectExtent b="0" l="0" r="0" t="0"/>
-                  <wp:docPr descr="Inteligencia artificial con relleno sólido" id="2106009980" name="image4.png"/>
+                  <wp:docPr descr="Inteligencia artificial con relleno sólido" id="5" name="image2.png"/>
                   <a:graphic>
                     <a:graphicData uri="http://schemas.openxmlformats.org/drawingml/2006/picture">
                       <pic:pic>
                         <pic:nvPicPr>
-                          <pic:cNvPr descr="Inteligencia artificial con relleno sólido" id="0" name="image4.png"/>
+                          <pic:cNvPr descr="Inteligencia artificial con relleno sólido" id="0" name="image2.png"/>
                           <pic:cNvPicPr preferRelativeResize="0"/>
                         </pic:nvPicPr>
                         <pic:blipFill>
-                          <a:blip r:embed="rId10"/>
+                          <a:blip r:embed="rId9"/>
                           <a:srcRect b="0" l="0" r="0" t="0"/>
                           <a:stretch>
                             <a:fillRect/>
@@ -1530,20 +1530,20 @@
       </w:r>
       <w:r>
         <mc:AlternateContent>
-          <mc:Choice Requires="wps">
+          <mc:Choice Requires="wpg">
             <w:drawing>
               <wp:anchor allowOverlap="1" behindDoc="0" distB="4294967295" distT="4294967295" distL="114300" distR="114300" hidden="0" layoutInCell="1" locked="0" relativeHeight="0" simplePos="0">
                 <wp:simplePos x="0" y="0"/>
                 <wp:positionH relativeFrom="column">
-                  <wp:posOffset>-634</wp:posOffset>
+                  <wp:posOffset>-6983</wp:posOffset>
                 </wp:positionH>
                 <wp:positionV relativeFrom="paragraph">
-                  <wp:posOffset>36830</wp:posOffset>
+                  <wp:posOffset>36831</wp:posOffset>
                 </wp:positionV>
-                <wp:extent cx="0" cy="12700"/>
+                <wp:extent cx="12700" cy="12700"/>
                 <wp:effectExtent b="0" l="0" r="0" t="0"/>
                 <wp:wrapNone/>
-                <wp:docPr id="2106009977" name=""/>
+                <wp:docPr id="3" name=""/>
                 <a:graphic>
                   <a:graphicData uri="http://schemas.microsoft.com/office/word/2010/wordprocessingShape">
                     <wps:wsp>
@@ -1562,7 +1562,7 @@
                             <a:srgbClr val="B3C6E7"/>
                           </a:solidFill>
                           <a:prstDash val="solid"/>
-                          <a:miter lim="800000"/>
+                          <a:miter lim="8000"/>
                           <a:headEnd len="sm" w="sm" type="none"/>
                           <a:tailEnd len="sm" w="sm" type="none"/>
                         </a:ln>
@@ -1581,24 +1581,24 @@
               <wp:anchor allowOverlap="1" behindDoc="0" distB="4294967295" distT="4294967295" distL="114300" distR="114300" hidden="0" layoutInCell="1" locked="0" relativeHeight="0" simplePos="0">
                 <wp:simplePos x="0" y="0"/>
                 <wp:positionH relativeFrom="column">
-                  <wp:posOffset>-634</wp:posOffset>
+                  <wp:posOffset>-6983</wp:posOffset>
                 </wp:positionH>
                 <wp:positionV relativeFrom="paragraph">
-                  <wp:posOffset>36830</wp:posOffset>
+                  <wp:posOffset>36831</wp:posOffset>
                 </wp:positionV>
-                <wp:extent cx="0" cy="12700"/>
+                <wp:extent cx="12700" cy="12700"/>
                 <wp:effectExtent b="0" l="0" r="0" t="0"/>
                 <wp:wrapNone/>
-                <wp:docPr id="2106009977" name="image9.png"/>
+                <wp:docPr id="3" name="image8.png"/>
                 <a:graphic>
                   <a:graphicData uri="http://schemas.openxmlformats.org/drawingml/2006/picture">
                     <pic:pic>
                       <pic:nvPicPr>
-                        <pic:cNvPr id="0" name="image9.png"/>
+                        <pic:cNvPr id="0" name="image8.png"/>
                         <pic:cNvPicPr preferRelativeResize="0"/>
                       </pic:nvPicPr>
                       <pic:blipFill>
-                        <a:blip r:embed="rId8"/>
+                        <a:blip r:embed="rId7"/>
                         <a:srcRect/>
                         <a:stretch>
                           <a:fillRect/>
@@ -1607,7 +1607,7 @@
                       <pic:spPr>
                         <a:xfrm>
                           <a:off x="0" y="0"/>
-                          <a:ext cx="0" cy="12700"/>
+                          <a:ext cx="12700" cy="12700"/>
                         </a:xfrm>
                         <a:prstGeom prst="rect"/>
                         <a:ln/>
@@ -1899,7 +1899,6 @@
             <w:pPr>
               <w:keepNext w:val="0"/>
               <w:keepLines w:val="0"/>
-              <w:pageBreakBefore w:val="0"/>
               <w:widowControl w:val="1"/>
               <w:pBdr>
                 <w:top w:space="0" w:sz="0" w:val="nil"/>
@@ -2883,7 +2882,6 @@
             <w:pPr>
               <w:keepNext w:val="0"/>
               <w:keepLines w:val="0"/>
-              <w:pageBreakBefore w:val="0"/>
               <w:widowControl w:val="1"/>
               <w:pBdr>
                 <w:top w:space="0" w:sz="0" w:val="nil"/>
@@ -3141,11 +3139,6 @@
               </w:rPr>
               <w:t xml:space="preserve">FutPlay WebApp,Aplicación web para gestionar mensualidades y subscripciones de su escuela física, donde los usuarios también puedes comprar cápsulas de clases específicas sobre un punto en particular, se gestionan pasarelas de pago para que todo sistema de pagos sea de manera digital directamente en la web, ademas esta web tendrá analiticas para pagos y otras características, esto mostrará gráficos visuales como dashboards así para tener un plan general de cómo va el negocio, el sistema tendrá una feature para controlar la asistencia de los usuarios y el estado de su suscripción con un control de qr,</w:t>
             </w:r>
-            <w:r>
-              <w:rPr>
-                <w:rtl w:val="0"/>
-              </w:rPr>
-            </w:r>
           </w:p>
         </w:tc>
       </w:tr>
@@ -3577,11 +3570,6 @@
                 <w:rtl w:val="0"/>
               </w:rPr>
               <w:t xml:space="preserve">El alcance de FutPlay WebApp contempla el desarrollo de una plataforma web responsiva, con perfiles de Administrador y Alumno, centrada en digitalizar la gestión de la escuela deportiva FutPlay. Sus funciones principales abarcan un sistema de pagos en línea para automatizar el cobro de mensualidades y la venta de cápsulas de video, un dashboard analítico para visualizar las métricas financieras y de usuarios, y un sistema de control de asistencia mediante códigos QR que verifica en tiempo real si el alumno tiene su suscripción al día; dejando fuera de esta fase inicial la creación de aplicaciones móviles descargables, la compra de hardware (como torniquetes) y la producción o alojamiento de los videos.</w:t>
-            </w:r>
-            <w:r>
-              <w:rPr>
-                <w:rtl w:val="0"/>
-              </w:rPr>
             </w:r>
           </w:p>
         </w:tc>
@@ -3700,7 +3688,6 @@
             <w:pPr>
               <w:keepNext w:val="0"/>
               <w:keepLines w:val="0"/>
-              <w:pageBreakBefore w:val="0"/>
               <w:widowControl w:val="1"/>
               <w:pBdr>
                 <w:top w:space="0" w:sz="0" w:val="nil"/>
@@ -3838,7 +3825,6 @@
             <w:pPr>
               <w:keepNext w:val="0"/>
               <w:keepLines w:val="0"/>
-              <w:pageBreakBefore w:val="0"/>
               <w:widowControl w:val="1"/>
               <w:pBdr>
                 <w:top w:space="0" w:sz="0" w:val="nil"/>
@@ -3893,7 +3879,6 @@
             <w:pPr>
               <w:keepNext w:val="0"/>
               <w:keepLines w:val="0"/>
-              <w:pageBreakBefore w:val="0"/>
               <w:widowControl w:val="1"/>
               <w:pBdr>
                 <w:top w:space="0" w:sz="0" w:val="nil"/>
@@ -3936,7 +3921,6 @@
             <w:pPr>
               <w:keepNext w:val="0"/>
               <w:keepLines w:val="0"/>
-              <w:pageBreakBefore w:val="0"/>
               <w:widowControl w:val="1"/>
               <w:pBdr>
                 <w:top w:space="0" w:sz="0" w:val="nil"/>
@@ -3979,7 +3963,6 @@
             <w:pPr>
               <w:keepNext w:val="0"/>
               <w:keepLines w:val="0"/>
-              <w:pageBreakBefore w:val="0"/>
               <w:widowControl w:val="1"/>
               <w:pBdr>
                 <w:top w:space="0" w:sz="0" w:val="nil"/>
@@ -4022,7 +4005,6 @@
             <w:pPr>
               <w:keepNext w:val="0"/>
               <w:keepLines w:val="0"/>
-              <w:pageBreakBefore w:val="0"/>
               <w:widowControl w:val="1"/>
               <w:pBdr>
                 <w:top w:space="0" w:sz="0" w:val="nil"/>
@@ -4065,7 +4047,6 @@
             <w:pPr>
               <w:keepNext w:val="0"/>
               <w:keepLines w:val="0"/>
-              <w:pageBreakBefore w:val="0"/>
               <w:widowControl w:val="1"/>
               <w:pBdr>
                 <w:top w:space="0" w:sz="0" w:val="nil"/>
@@ -4220,7 +4201,6 @@
             <w:pPr>
               <w:keepNext w:val="0"/>
               <w:keepLines w:val="0"/>
-              <w:pageBreakBefore w:val="0"/>
               <w:widowControl w:val="1"/>
               <w:pBdr>
                 <w:top w:space="0" w:sz="0" w:val="nil"/>
@@ -4556,7 +4536,6 @@
             <w:pPr>
               <w:keepNext w:val="0"/>
               <w:keepLines w:val="0"/>
-              <w:pageBreakBefore w:val="0"/>
               <w:widowControl w:val="1"/>
               <w:pBdr>
                 <w:top w:space="0" w:sz="0" w:val="nil"/>
@@ -5373,31 +5352,7 @@
                 <w:szCs w:val="20"/>
                 <w:rtl w:val="0"/>
               </w:rPr>
-              <w:t xml:space="preserve">-Multas Automatizadas (Lógica en </w:t>
-            </w:r>
-            <w:r>
-              <w:rPr>
-                <w:rFonts w:ascii="Calibri" w:cs="Calibri" w:eastAsia="Calibri" w:hAnsi="Calibri"/>
-                <w:i w:val="1"/>
-                <w:iCs w:val="1"/>
-                <w:color w:val="548dd4"/>
-                <w:sz w:val="20"/>
-                <w:szCs w:val="20"/>
-                <w:rtl w:val="0"/>
-              </w:rPr>
-              <w:t xml:space="preserve">Supabase</w:t>
-            </w:r>
-            <w:r>
-              <w:rPr>
-                <w:rFonts w:ascii="Calibri" w:cs="Calibri" w:eastAsia="Calibri" w:hAnsi="Calibri"/>
-                <w:i w:val="1"/>
-                <w:iCs w:val="1"/>
-                <w:color w:val="548dd4"/>
-                <w:sz w:val="20"/>
-                <w:szCs w:val="20"/>
-                <w:rtl w:val="0"/>
-              </w:rPr>
-              <w:t xml:space="preserve">): Función obligatoria que sumará automáticamente una multa/recargo al siguiente pago del usuario si:</w:t>
+              <w:t xml:space="preserve">-Multas Automatizadas (Lógica en Supabase): Función obligatoria que sumará automáticamente una multa/recargo al siguiente pago del usuario si:</w:t>
             </w:r>
           </w:p>
           <w:p>
@@ -8125,7 +8080,7 @@
           <w:color w:val="000000"/>
         </w:rPr>
       </w:pPr>
-      <w:bookmarkStart w:colFirst="0" w:colLast="0" w:name="_heading=h.t0harpuyacye" w:id="2"/>
+      <w:bookmarkStart w:colFirst="0" w:colLast="0" w:name="_jou4u43avaqi" w:id="2"/>
       <w:bookmarkEnd w:id="2"/>
       <w:r>
         <w:rPr>
@@ -8232,7 +8187,6 @@
             <w:pPr>
               <w:keepNext w:val="0"/>
               <w:keepLines w:val="0"/>
-              <w:pageBreakBefore w:val="0"/>
               <w:widowControl w:val="1"/>
               <w:pBdr>
                 <w:top w:space="0" w:sz="0" w:val="nil"/>
@@ -8357,7 +8311,6 @@
             <w:pPr>
               <w:keepNext w:val="0"/>
               <w:keepLines w:val="0"/>
-              <w:pageBreakBefore w:val="0"/>
               <w:widowControl w:val="1"/>
               <w:pBdr>
                 <w:top w:space="0" w:sz="0" w:val="nil"/>
@@ -8434,7 +8387,6 @@
             <w:pPr>
               <w:keepNext w:val="0"/>
               <w:keepLines w:val="0"/>
-              <w:pageBreakBefore w:val="0"/>
               <w:widowControl w:val="1"/>
               <w:pBdr>
                 <w:top w:space="0" w:sz="0" w:val="nil"/>
@@ -8531,7 +8483,6 @@
             <w:pPr>
               <w:keepNext w:val="0"/>
               <w:keepLines w:val="0"/>
-              <w:pageBreakBefore w:val="0"/>
               <w:widowControl w:val="1"/>
               <w:pBdr>
                 <w:top w:space="0" w:sz="0" w:val="nil"/>
@@ -8607,7 +8558,6 @@
             <w:pPr>
               <w:keepNext w:val="0"/>
               <w:keepLines w:val="0"/>
-              <w:pageBreakBefore w:val="0"/>
               <w:widowControl w:val="1"/>
               <w:pBdr>
                 <w:top w:space="0" w:sz="0" w:val="nil"/>
@@ -8670,7 +8620,7 @@
       <w:tr>
         <w:trPr>
           <w:cantSplit w:val="0"/>
-          <w:trHeight w:val="360" w:hRule="atLeast"/>
+          <w:trHeight w:val="958.359375" w:hRule="atLeast"/>
           <w:tblHeader w:val="0"/>
         </w:trPr>
         <w:tc>
@@ -8690,7 +8640,6 @@
             <w:pPr>
               <w:keepNext w:val="0"/>
               <w:keepLines w:val="0"/>
-              <w:pageBreakBefore w:val="0"/>
               <w:widowControl w:val="1"/>
               <w:pBdr>
                 <w:top w:space="0" w:sz="0" w:val="nil"/>
@@ -8766,7 +8715,6 @@
             <w:pPr>
               <w:keepNext w:val="0"/>
               <w:keepLines w:val="0"/>
-              <w:pageBreakBefore w:val="0"/>
               <w:widowControl w:val="1"/>
               <w:pBdr>
                 <w:top w:space="0" w:sz="0" w:val="nil"/>
@@ -8900,7 +8848,7 @@
                 <w:szCs w:val="18"/>
                 <w:rtl w:val="0"/>
               </w:rPr>
-              <w:t xml:space="preserve">Repositorio GitHub del proyecto </w:t>
+              <w:t xml:space="preserve">Repositorio GitHub del proyecto https://github.com/joaquinlepeS/Grupo8_TPY1101_001D/tree/main/Documentacion</w:t>
             </w:r>
           </w:p>
         </w:tc>
@@ -8928,7 +8876,6 @@
             <w:pPr>
               <w:keepNext w:val="0"/>
               <w:keepLines w:val="0"/>
-              <w:pageBreakBefore w:val="0"/>
               <w:widowControl w:val="1"/>
               <w:pBdr>
                 <w:top w:space="0" w:sz="0" w:val="nil"/>
@@ -9112,7 +9059,7 @@
                 <w:szCs w:val="18"/>
                 <w:rtl w:val="0"/>
               </w:rPr>
-              <w:t xml:space="preserve">Repositorio GitHub del proyecto </w:t>
+              <w:t xml:space="preserve">Repositorio GitHub del proyecto  https://github.com/joaquinlepeS/Grupo8_TPY1101_001D/tree/main/Producto</w:t>
             </w:r>
           </w:p>
         </w:tc>
@@ -9140,7 +9087,6 @@
             <w:pPr>
               <w:keepNext w:val="0"/>
               <w:keepLines w:val="0"/>
-              <w:pageBreakBefore w:val="0"/>
               <w:widowControl w:val="1"/>
               <w:pBdr>
                 <w:top w:space="0" w:sz="0" w:val="nil"/>
@@ -9530,7 +9476,7 @@
                 <w:szCs w:val="18"/>
                 <w:rtl w:val="0"/>
               </w:rPr>
-              <w:t xml:space="preserve">Carpeta de documentación en GitHub </w:t>
+              <w:t xml:space="preserve">Carpeta de documentación enGitHub  https://github.com/joaquinlepeS/Grupo8_TPY1101_001D/tree/main/Documentacion/Diagramas</w:t>
             </w:r>
           </w:p>
         </w:tc>
@@ -9558,7 +9504,6 @@
             <w:pPr>
               <w:keepNext w:val="0"/>
               <w:keepLines w:val="0"/>
-              <w:pageBreakBefore w:val="0"/>
               <w:widowControl w:val="1"/>
               <w:pBdr>
                 <w:top w:space="0" w:sz="0" w:val="nil"/>
@@ -9742,7 +9687,7 @@
                 <w:szCs w:val="18"/>
                 <w:rtl w:val="0"/>
               </w:rPr>
-              <w:t xml:space="preserve">Documentación del proyecto </w:t>
+              <w:t xml:space="preserve">Documentación del proyecto  https://github.com/joaquinlepeS/Grupo8_TPY1101_001D/blob/main/Documentacion/Carta%20Gantt.png</w:t>
             </w:r>
           </w:p>
         </w:tc>
@@ -9770,7 +9715,6 @@
             <w:pPr>
               <w:keepNext w:val="0"/>
               <w:keepLines w:val="0"/>
-              <w:pageBreakBefore w:val="0"/>
               <w:widowControl w:val="1"/>
               <w:pBdr>
                 <w:top w:space="0" w:sz="0" w:val="nil"/>
@@ -10141,6 +10085,8 @@
                 <w:rtl w:val="0"/>
               </w:rPr>
               <w:t xml:space="preserve">carpeta de diseño </w:t>
+              <w:br w:type="textWrapping"/>
+              <w:t xml:space="preserve">https://github.com/joaquinlepeS/Grupo8_TPY1101_001D/tree/main/Documentacion/Dise%C3%B1o</w:t>
             </w:r>
           </w:p>
         </w:tc>
@@ -10148,7 +10094,7 @@
       <w:tr>
         <w:trPr>
           <w:cantSplit w:val="0"/>
-          <w:trHeight w:val="360" w:hRule="atLeast"/>
+          <w:trHeight w:val="538.5546874999999" w:hRule="atLeast"/>
           <w:tblHeader w:val="0"/>
         </w:trPr>
         <w:tc>
@@ -10168,7 +10114,6 @@
             <w:pPr>
               <w:keepNext w:val="0"/>
               <w:keepLines w:val="0"/>
-              <w:pageBreakBefore w:val="0"/>
               <w:widowControl w:val="1"/>
               <w:pBdr>
                 <w:top w:space="0" w:sz="0" w:val="nil"/>
@@ -10256,6 +10201,18 @@
             </w:pPr>
             <w:r>
               <w:rPr>
+                <w:rFonts w:ascii="Calibri" w:cs="Calibri" w:eastAsia="Calibri" w:hAnsi="Calibri"/>
+                <w:i w:val="1"/>
+                <w:iCs w:val="1"/>
+                <w:color w:val="5b9bd5"/>
+                <w:sz w:val="18"/>
+                <w:szCs w:val="18"/>
+                <w:rtl w:val="0"/>
+              </w:rPr>
+              <w:t xml:space="preserve">Documento final proyecto</w:t>
+            </w:r>
+            <w:r>
+              <w:rPr>
                 <w:rtl w:val="0"/>
               </w:rPr>
             </w:r>
@@ -10290,6 +10247,18 @@
             </w:pPr>
             <w:r>
               <w:rPr>
+                <w:rFonts w:ascii="Calibri" w:cs="Calibri" w:eastAsia="Calibri" w:hAnsi="Calibri"/>
+                <w:i w:val="1"/>
+                <w:iCs w:val="1"/>
+                <w:color w:val="5b9bd5"/>
+                <w:sz w:val="18"/>
+                <w:szCs w:val="18"/>
+                <w:rtl w:val="0"/>
+              </w:rPr>
+              <w:t xml:space="preserve">Documento que resume todos los </w:t>
+            </w:r>
+            <w:r>
+              <w:rPr>
                 <w:rtl w:val="0"/>
               </w:rPr>
             </w:r>
@@ -10322,6 +10291,18 @@
                 <w:szCs w:val="22"/>
               </w:rPr>
             </w:pPr>
+            <w:r>
+              <w:rPr>
+                <w:rFonts w:ascii="Calibri" w:cs="Calibri" w:eastAsia="Calibri" w:hAnsi="Calibri"/>
+                <w:i w:val="1"/>
+                <w:iCs w:val="1"/>
+                <w:color w:val="5b9bd5"/>
+                <w:sz w:val="18"/>
+                <w:szCs w:val="18"/>
+                <w:rtl w:val="0"/>
+              </w:rPr>
+              <w:t xml:space="preserve">https://github.com/joaquinlepeS/Grupo8_TPY1101_001D/blob/main/Documentacion/An%C3%A1lisis%20del%20Caso_%20Sistema%20Integrado%20FutPlay%20(1).docx</w:t>
+            </w:r>
             <w:r>
               <w:rPr>
                 <w:rtl w:val="0"/>
@@ -10668,7 +10649,6 @@
             <w:pPr>
               <w:keepNext w:val="0"/>
               <w:keepLines w:val="0"/>
-              <w:pageBreakBefore w:val="0"/>
               <w:widowControl w:val="1"/>
               <w:pBdr>
                 <w:top w:space="0" w:sz="0" w:val="nil"/>
@@ -17894,7 +17874,6 @@
             <w:pPr>
               <w:keepNext w:val="0"/>
               <w:keepLines w:val="0"/>
-              <w:pageBreakBefore w:val="0"/>
               <w:widowControl w:val="1"/>
               <w:pBdr>
                 <w:top w:space="0" w:sz="0" w:val="nil"/>
@@ -18074,7 +18053,6 @@
             <w:pPr>
               <w:keepNext w:val="0"/>
               <w:keepLines w:val="0"/>
-              <w:pageBreakBefore w:val="0"/>
               <w:widowControl w:val="1"/>
               <w:pBdr>
                 <w:top w:space="0" w:sz="0" w:val="nil"/>
@@ -18131,8 +18109,8 @@
       </w:r>
     </w:p>
     <w:sectPr>
-      <w:headerReference r:id="rId11" w:type="default"/>
-      <w:footerReference r:id="rId12" w:type="default"/>
+      <w:headerReference r:id="rId10" w:type="default"/>
+      <w:footerReference r:id="rId11" w:type="default"/>
       <w:pgSz w:h="18720" w:w="12240" w:orient="portrait"/>
       <w:pgMar w:bottom="1417" w:top="1417" w:left="1701" w:right="1701" w:header="708" w:footer="1202"/>
       <w:pgNumType w:start="1"/>
@@ -18147,7 +18125,6 @@
     <w:pPr>
       <w:keepNext w:val="0"/>
       <w:keepLines w:val="0"/>
-      <w:pageBreakBefore w:val="0"/>
       <w:widowControl w:val="0"/>
       <w:pBdr>
         <w:top w:space="0" w:sz="0" w:val="nil"/>
@@ -18191,20 +18168,20 @@
             <wp:anchor allowOverlap="1" behindDoc="1" distB="0" distT="0" distL="0" distR="0" hidden="0" layoutInCell="1" locked="0" relativeHeight="0" simplePos="0">
               <wp:simplePos x="0" y="0"/>
               <wp:positionH relativeFrom="column">
-                <wp:posOffset>2568893</wp:posOffset>
+                <wp:posOffset>2564131</wp:posOffset>
               </wp:positionH>
               <wp:positionV relativeFrom="paragraph">
-                <wp:posOffset>11389678</wp:posOffset>
+                <wp:posOffset>11384916</wp:posOffset>
               </wp:positionV>
-              <wp:extent cx="188595" cy="175895"/>
+              <wp:extent cx="198120" cy="185420"/>
               <wp:effectExtent b="0" l="0" r="0" t="0"/>
               <wp:wrapNone/>
-              <wp:docPr id="2106009975" name=""/>
+              <wp:docPr id="4" name=""/>
               <a:graphic>
                 <a:graphicData uri="http://schemas.microsoft.com/office/word/2010/wordprocessingShape">
                   <wps:wsp>
                     <wps:cNvSpPr/>
-                    <wps:cNvPr id="3" name="Shape 3"/>
+                    <wps:cNvPr id="5" name="Shape 5"/>
                     <wps:spPr>
                       <a:xfrm>
                         <a:off x="5256465" y="3696815"/>
@@ -18223,7 +18200,7 @@
                         <w:p>
                           <w:pPr>
                             <w:spacing w:after="0" w:before="12.000000476837158" w:line="240"/>
-                            <w:ind w:left="40" w:right="0" w:firstLine="40"/>
+                            <w:ind w:left="40" w:right="0" w:firstLine="80"/>
                             <w:jc w:val="left"/>
                             <w:textDirection w:val="btLr"/>
                           </w:pPr>
@@ -18257,20 +18234,20 @@
             <wp:anchor allowOverlap="1" behindDoc="1" distB="0" distT="0" distL="0" distR="0" hidden="0" layoutInCell="1" locked="0" relativeHeight="0" simplePos="0">
               <wp:simplePos x="0" y="0"/>
               <wp:positionH relativeFrom="column">
-                <wp:posOffset>2568893</wp:posOffset>
+                <wp:posOffset>2564131</wp:posOffset>
               </wp:positionH>
               <wp:positionV relativeFrom="paragraph">
-                <wp:posOffset>11389678</wp:posOffset>
+                <wp:posOffset>11384916</wp:posOffset>
               </wp:positionV>
-              <wp:extent cx="188595" cy="175895"/>
+              <wp:extent cx="198120" cy="185420"/>
               <wp:effectExtent b="0" l="0" r="0" t="0"/>
               <wp:wrapNone/>
-              <wp:docPr id="2106009975" name="image7.png"/>
+              <wp:docPr id="4" name="image9.png"/>
               <a:graphic>
                 <a:graphicData uri="http://schemas.openxmlformats.org/drawingml/2006/picture">
                   <pic:pic>
                     <pic:nvPicPr>
-                      <pic:cNvPr id="0" name="image7.png"/>
+                      <pic:cNvPr id="0" name="image9.png"/>
                       <pic:cNvPicPr preferRelativeResize="0"/>
                     </pic:nvPicPr>
                     <pic:blipFill>
@@ -18283,7 +18260,7 @@
                     <pic:spPr>
                       <a:xfrm>
                         <a:off x="0" y="0"/>
-                        <a:ext cx="188595" cy="175895"/>
+                        <a:ext cx="198120" cy="185420"/>
                       </a:xfrm>
                       <a:prstGeom prst="rect"/>
                       <a:ln/>
@@ -18306,7 +18283,6 @@
     <w:pPr>
       <w:keepNext w:val="0"/>
       <w:keepLines w:val="0"/>
-      <w:pageBreakBefore w:val="0"/>
       <w:widowControl w:val="1"/>
       <w:pBdr>
         <w:top w:space="0" w:sz="0" w:val="nil"/>
@@ -18350,7 +18326,6 @@
     <w:pPr>
       <w:keepNext w:val="0"/>
       <w:keepLines w:val="0"/>
-      <w:pageBreakBefore w:val="0"/>
       <w:widowControl w:val="1"/>
       <w:pBdr>
         <w:top w:space="0" w:sz="0" w:val="nil"/>
@@ -18423,7 +18398,7 @@
         <wp:inline distB="0" distT="0" distL="0" distR="0">
           <wp:extent cx="1869144" cy="498662"/>
           <wp:effectExtent b="0" l="0" r="0" t="0"/>
-          <wp:docPr descr="Texto&#10;&#10;Descripción generada automáticamente con confianza media" id="2106009982" name="image5.jpg"/>
+          <wp:docPr descr="Texto&#10;&#10;Descripción generada automáticamente con confianza media" id="7" name="image5.jpg"/>
           <a:graphic>
             <a:graphicData uri="http://schemas.openxmlformats.org/drawingml/2006/picture">
               <pic:pic>
@@ -18485,12 +18460,12 @@
           <wp:extent cx="1873250" cy="373380"/>
           <wp:effectExtent b="0" l="0" r="0" t="0"/>
           <wp:wrapSquare wrapText="bothSides" distB="0" distT="0" distL="114300" distR="114300"/>
-          <wp:docPr id="2106009979" name="image3.png"/>
+          <wp:docPr id="8" name="image4.png"/>
           <a:graphic>
             <a:graphicData uri="http://schemas.openxmlformats.org/drawingml/2006/picture">
               <pic:pic>
                 <pic:nvPicPr>
-                  <pic:cNvPr id="0" name="image3.png"/>
+                  <pic:cNvPr id="0" name="image4.png"/>
                   <pic:cNvPicPr preferRelativeResize="0"/>
                 </pic:nvPicPr>
                 <pic:blipFill>
@@ -18647,798 +18622,6 @@
       <w:bCs w:val="1"/>
       <w:sz w:val="72"/>
       <w:szCs w:val="72"/>
-    </w:rPr>
-  </w:style>
-  <w:style w:type="paragraph" w:styleId="Ttulo7">
-    <w:name w:val="heading 7"/>
-    <w:basedOn w:val="Normal"/>
-    <w:next w:val="Normal"/>
-    <w:link w:val="Ttulo7Car"/>
-    <w:uiPriority w:val="1"/>
-    <w:unhideWhenUsed w:val="1"/>
-    <w:qFormat w:val="1"/>
-    <w:rsid w:val="000B6803"/>
-    <w:pPr>
-      <w:keepNext w:val="1"/>
-      <w:keepLines w:val="1"/>
-      <w:spacing w:before="40"/>
-      <w:outlineLvl w:val="6"/>
-    </w:pPr>
-    <w:rPr>
-      <w:rFonts w:asciiTheme="majorHAnsi" w:cstheme="majorBidi" w:eastAsiaTheme="majorEastAsia" w:hAnsiTheme="majorHAnsi"/>
-      <w:i w:val="1"/>
-      <w:iCs w:val="1"/>
-      <w:color w:val="1f3763" w:themeColor="accent1" w:themeShade="00007F"/>
-    </w:rPr>
-  </w:style>
-  <w:style w:type="paragraph" w:styleId="Ttulo8">
-    <w:name w:val="heading 8"/>
-    <w:basedOn w:val="Normal"/>
-    <w:next w:val="Normal"/>
-    <w:link w:val="Ttulo8Car"/>
-    <w:uiPriority w:val="1"/>
-    <w:unhideWhenUsed w:val="1"/>
-    <w:qFormat w:val="1"/>
-    <w:rsid w:val="000B6803"/>
-    <w:pPr>
-      <w:keepNext w:val="1"/>
-      <w:keepLines w:val="1"/>
-      <w:spacing w:before="40"/>
-      <w:outlineLvl w:val="7"/>
-    </w:pPr>
-    <w:rPr>
-      <w:rFonts w:asciiTheme="majorHAnsi" w:cstheme="majorBidi" w:eastAsiaTheme="majorEastAsia" w:hAnsiTheme="majorHAnsi"/>
-      <w:color w:val="272727" w:themeColor="text1" w:themeTint="0000D8"/>
-      <w:sz w:val="21"/>
-      <w:szCs w:val="21"/>
-    </w:rPr>
-  </w:style>
-  <w:style w:type="paragraph" w:styleId="Ttulo9">
-    <w:name w:val="heading 9"/>
-    <w:basedOn w:val="Normal"/>
-    <w:next w:val="Normal"/>
-    <w:link w:val="Ttulo9Car"/>
-    <w:uiPriority w:val="1"/>
-    <w:unhideWhenUsed w:val="1"/>
-    <w:qFormat w:val="1"/>
-    <w:rsid w:val="000B6803"/>
-    <w:pPr>
-      <w:keepNext w:val="1"/>
-      <w:keepLines w:val="1"/>
-      <w:spacing w:before="40"/>
-      <w:outlineLvl w:val="8"/>
-    </w:pPr>
-    <w:rPr>
-      <w:rFonts w:asciiTheme="majorHAnsi" w:cstheme="majorBidi" w:eastAsiaTheme="majorEastAsia" w:hAnsiTheme="majorHAnsi"/>
-      <w:i w:val="1"/>
-      <w:iCs w:val="1"/>
-      <w:color w:val="272727" w:themeColor="text1" w:themeTint="0000D8"/>
-      <w:sz w:val="21"/>
-      <w:szCs w:val="21"/>
-    </w:rPr>
-  </w:style>
-  <w:style w:type="character" w:styleId="Fuentedeprrafopredeter" w:default="1">
-    <w:name w:val="Default Paragraph Font"/>
-    <w:uiPriority w:val="1"/>
-    <w:semiHidden w:val="1"/>
-    <w:unhideWhenUsed w:val="1"/>
-  </w:style>
-  <w:style w:type="table" w:styleId="Tablanormal" w:default="1">
-    <w:name w:val="Normal Table"/>
-    <w:uiPriority w:val="99"/>
-    <w:semiHidden w:val="1"/>
-    <w:unhideWhenUsed w:val="1"/>
-    <w:tblPr>
-      <w:tblInd w:w="0.0" w:type="dxa"/>
-      <w:tblCellMar>
-        <w:top w:w="0.0" w:type="dxa"/>
-        <w:left w:w="108.0" w:type="dxa"/>
-        <w:bottom w:w="0.0" w:type="dxa"/>
-        <w:right w:w="108.0" w:type="dxa"/>
-      </w:tblCellMar>
-    </w:tblPr>
-  </w:style>
-  <w:style w:type="numbering" w:styleId="Sinlista" w:default="1">
-    <w:name w:val="No List"/>
-    <w:uiPriority w:val="99"/>
-    <w:semiHidden w:val="1"/>
-    <w:unhideWhenUsed w:val="1"/>
-  </w:style>
-  <w:style w:type="paragraph" w:styleId="Prrafodelista">
-    <w:name w:val="List Paragraph"/>
-    <w:basedOn w:val="Normal"/>
-    <w:uiPriority w:val="34"/>
-    <w:qFormat w:val="1"/>
-    <w:rsid w:val="00A23138"/>
-    <w:pPr>
-      <w:ind w:left="720"/>
-      <w:contextualSpacing w:val="1"/>
-    </w:pPr>
-  </w:style>
-  <w:style w:type="paragraph" w:styleId="NormalWeb">
-    <w:name w:val="Normal (Web)"/>
-    <w:basedOn w:val="Normal"/>
-    <w:uiPriority w:val="99"/>
-    <w:unhideWhenUsed w:val="1"/>
-    <w:rsid w:val="00A23138"/>
-    <w:pPr>
-      <w:spacing w:after="100" w:afterAutospacing="1" w:before="100" w:beforeAutospacing="1"/>
-    </w:pPr>
-  </w:style>
-  <w:style w:type="table" w:styleId="Tablaconcuadrcula">
-    <w:name w:val="Table Grid"/>
-    <w:basedOn w:val="Tablanormal"/>
-    <w:uiPriority w:val="39"/>
-    <w:rsid w:val="00DF48CC"/>
-    <w:tblPr>
-      <w:tblBorders>
-        <w:top w:color="auto" w:space="0" w:sz="4" w:val="single"/>
-        <w:left w:color="auto" w:space="0" w:sz="4" w:val="single"/>
-        <w:bottom w:color="auto" w:space="0" w:sz="4" w:val="single"/>
-        <w:right w:color="auto" w:space="0" w:sz="4" w:val="single"/>
-        <w:insideH w:color="auto" w:space="0" w:sz="4" w:val="single"/>
-        <w:insideV w:color="auto" w:space="0" w:sz="4" w:val="single"/>
-      </w:tblBorders>
-    </w:tblPr>
-  </w:style>
-  <w:style w:type="paragraph" w:styleId="Textodeglobo">
-    <w:name w:val="Balloon Text"/>
-    <w:basedOn w:val="Normal"/>
-    <w:link w:val="TextodegloboCar"/>
-    <w:uiPriority w:val="99"/>
-    <w:semiHidden w:val="1"/>
-    <w:unhideWhenUsed w:val="1"/>
-    <w:rsid w:val="00DC2445"/>
-    <w:rPr>
-      <w:sz w:val="18"/>
-      <w:szCs w:val="18"/>
-    </w:rPr>
-  </w:style>
-  <w:style w:type="character" w:styleId="TextodegloboCar" w:customStyle="1">
-    <w:name w:val="Texto de globo Car"/>
-    <w:basedOn w:val="Fuentedeprrafopredeter"/>
-    <w:link w:val="Textodeglobo"/>
-    <w:uiPriority w:val="99"/>
-    <w:semiHidden w:val="1"/>
-    <w:rsid w:val="00DC2445"/>
-    <w:rPr>
-      <w:rFonts w:ascii="Times New Roman" w:cs="Times New Roman" w:hAnsi="Times New Roman"/>
-      <w:sz w:val="18"/>
-      <w:szCs w:val="18"/>
-    </w:rPr>
-  </w:style>
-  <w:style w:type="paragraph" w:styleId="msonormal0" w:customStyle="1">
-    <w:name w:val="msonormal"/>
-    <w:basedOn w:val="Normal"/>
-    <w:rsid w:val="00B20B1B"/>
-    <w:pPr>
-      <w:spacing w:after="100" w:afterAutospacing="1" w:before="100" w:beforeAutospacing="1"/>
-    </w:pPr>
-  </w:style>
-  <w:style w:type="paragraph" w:styleId="HTMLconformatoprevio">
-    <w:name w:val="HTML Preformatted"/>
-    <w:basedOn w:val="Normal"/>
-    <w:link w:val="HTMLconformatoprevioCar"/>
-    <w:uiPriority w:val="99"/>
-    <w:semiHidden w:val="1"/>
-    <w:unhideWhenUsed w:val="1"/>
-    <w:rsid w:val="00B20B1B"/>
-    <w:pPr>
-      <w:tabs>
-        <w:tab w:val="left" w:pos="916"/>
-        <w:tab w:val="left" w:pos="1832"/>
-        <w:tab w:val="left" w:pos="2748"/>
-        <w:tab w:val="left" w:pos="3664"/>
-        <w:tab w:val="left" w:pos="4580"/>
-        <w:tab w:val="left" w:pos="5496"/>
-        <w:tab w:val="left" w:pos="6412"/>
-        <w:tab w:val="left" w:pos="7328"/>
-        <w:tab w:val="left" w:pos="8244"/>
-        <w:tab w:val="left" w:pos="9160"/>
-        <w:tab w:val="left" w:pos="10076"/>
-        <w:tab w:val="left" w:pos="10992"/>
-        <w:tab w:val="left" w:pos="11908"/>
-        <w:tab w:val="left" w:pos="12824"/>
-        <w:tab w:val="left" w:pos="13740"/>
-        <w:tab w:val="left" w:pos="14656"/>
-      </w:tabs>
-    </w:pPr>
-    <w:rPr>
-      <w:rFonts w:ascii="Courier New" w:cs="Courier New" w:hAnsi="Courier New"/>
-      <w:sz w:val="20"/>
-      <w:szCs w:val="20"/>
-    </w:rPr>
-  </w:style>
-  <w:style w:type="character" w:styleId="HTMLconformatoprevioCar" w:customStyle="1">
-    <w:name w:val="HTML con formato previo Car"/>
-    <w:basedOn w:val="Fuentedeprrafopredeter"/>
-    <w:link w:val="HTMLconformatoprevio"/>
-    <w:uiPriority w:val="99"/>
-    <w:semiHidden w:val="1"/>
-    <w:rsid w:val="00B20B1B"/>
-    <w:rPr>
-      <w:rFonts w:ascii="Courier New" w:cs="Courier New" w:eastAsia="Times New Roman" w:hAnsi="Courier New"/>
-      <w:sz w:val="20"/>
-      <w:szCs w:val="20"/>
-      <w:lang w:eastAsia="es-ES_tradnl"/>
-    </w:rPr>
-  </w:style>
-  <w:style w:type="paragraph" w:styleId="Encabezado">
-    <w:name w:val="header"/>
-    <w:basedOn w:val="Normal"/>
-    <w:link w:val="EncabezadoCar"/>
-    <w:uiPriority w:val="99"/>
-    <w:unhideWhenUsed w:val="1"/>
-    <w:rsid w:val="002E3ED2"/>
-    <w:pPr>
-      <w:tabs>
-        <w:tab w:val="center" w:pos="4419"/>
-        <w:tab w:val="right" w:pos="8838"/>
-      </w:tabs>
-    </w:pPr>
-  </w:style>
-  <w:style w:type="character" w:styleId="EncabezadoCar" w:customStyle="1">
-    <w:name w:val="Encabezado Car"/>
-    <w:basedOn w:val="Fuentedeprrafopredeter"/>
-    <w:link w:val="Encabezado"/>
-    <w:uiPriority w:val="99"/>
-    <w:rsid w:val="002E3ED2"/>
-  </w:style>
-  <w:style w:type="paragraph" w:styleId="Piedepgina">
-    <w:name w:val="footer"/>
-    <w:basedOn w:val="Normal"/>
-    <w:link w:val="PiedepginaCar"/>
-    <w:uiPriority w:val="99"/>
-    <w:unhideWhenUsed w:val="1"/>
-    <w:rsid w:val="002E3ED2"/>
-    <w:pPr>
-      <w:tabs>
-        <w:tab w:val="center" w:pos="4419"/>
-        <w:tab w:val="right" w:pos="8838"/>
-      </w:tabs>
-    </w:pPr>
-  </w:style>
-  <w:style w:type="character" w:styleId="PiedepginaCar" w:customStyle="1">
-    <w:name w:val="Pie de página Car"/>
-    <w:basedOn w:val="Fuentedeprrafopredeter"/>
-    <w:link w:val="Piedepgina"/>
-    <w:uiPriority w:val="99"/>
-    <w:rsid w:val="002E3ED2"/>
-  </w:style>
-  <w:style w:type="character" w:styleId="Ttulo2Car" w:customStyle="1">
-    <w:name w:val="Título 2 Car"/>
-    <w:basedOn w:val="Fuentedeprrafopredeter"/>
-    <w:link w:val="Ttulo2"/>
-    <w:uiPriority w:val="9"/>
-    <w:rsid w:val="005E2C58"/>
-    <w:rPr>
-      <w:rFonts w:ascii="Times New Roman" w:cs="Times New Roman" w:eastAsia="Times New Roman" w:hAnsi="Times New Roman"/>
-      <w:b w:val="1"/>
-      <w:bCs w:val="1"/>
-      <w:sz w:val="36"/>
-      <w:szCs w:val="36"/>
-      <w:lang w:eastAsia="es-ES_tradnl"/>
-    </w:rPr>
-  </w:style>
-  <w:style w:type="character" w:styleId="Ttulo3Car" w:customStyle="1">
-    <w:name w:val="Título 3 Car"/>
-    <w:basedOn w:val="Fuentedeprrafopredeter"/>
-    <w:link w:val="Ttulo3"/>
-    <w:uiPriority w:val="9"/>
-    <w:rsid w:val="005E2C58"/>
-    <w:rPr>
-      <w:rFonts w:ascii="Times New Roman" w:cs="Times New Roman" w:eastAsia="Times New Roman" w:hAnsi="Times New Roman"/>
-      <w:b w:val="1"/>
-      <w:bCs w:val="1"/>
-      <w:sz w:val="27"/>
-      <w:szCs w:val="27"/>
-      <w:lang w:eastAsia="es-ES_tradnl"/>
-    </w:rPr>
-  </w:style>
-  <w:style w:type="character" w:styleId="Ttulo1Car" w:customStyle="1">
-    <w:name w:val="Título 1 Car"/>
-    <w:basedOn w:val="Fuentedeprrafopredeter"/>
-    <w:link w:val="Ttulo1"/>
-    <w:uiPriority w:val="9"/>
-    <w:rsid w:val="009846C8"/>
-    <w:rPr>
-      <w:rFonts w:asciiTheme="majorHAnsi" w:cstheme="majorBidi" w:eastAsiaTheme="majorEastAsia" w:hAnsiTheme="majorHAnsi"/>
-      <w:color w:val="2f5496" w:themeColor="accent1" w:themeShade="0000BF"/>
-      <w:sz w:val="32"/>
-      <w:szCs w:val="32"/>
-      <w:lang w:eastAsia="es-ES_tradnl"/>
-    </w:rPr>
-  </w:style>
-  <w:style w:type="paragraph" w:styleId="TtuloTDC">
-    <w:name w:val="TOC Heading"/>
-    <w:basedOn w:val="Ttulo1"/>
-    <w:next w:val="Normal"/>
-    <w:uiPriority w:val="39"/>
-    <w:unhideWhenUsed w:val="1"/>
-    <w:qFormat w:val="1"/>
-    <w:rsid w:val="009846C8"/>
-    <w:pPr>
-      <w:spacing w:before="480" w:line="276" w:lineRule="auto"/>
-      <w:outlineLvl w:val="9"/>
-    </w:pPr>
-    <w:rPr>
-      <w:b w:val="1"/>
-      <w:bCs w:val="1"/>
-      <w:sz w:val="28"/>
-      <w:szCs w:val="28"/>
-    </w:rPr>
-  </w:style>
-  <w:style w:type="paragraph" w:styleId="TDC3">
-    <w:name w:val="toc 3"/>
-    <w:basedOn w:val="Normal"/>
-    <w:next w:val="Normal"/>
-    <w:autoRedefine w:val="1"/>
-    <w:uiPriority w:val="39"/>
-    <w:unhideWhenUsed w:val="1"/>
-    <w:rsid w:val="009846C8"/>
-    <w:pPr>
-      <w:ind w:left="480"/>
-    </w:pPr>
-    <w:rPr>
-      <w:rFonts w:asciiTheme="minorHAnsi" w:cstheme="minorHAnsi" w:hAnsiTheme="minorHAnsi"/>
-      <w:sz w:val="20"/>
-      <w:szCs w:val="20"/>
-    </w:rPr>
-  </w:style>
-  <w:style w:type="character" w:styleId="Hipervnculo">
-    <w:name w:val="Hyperlink"/>
-    <w:basedOn w:val="Fuentedeprrafopredeter"/>
-    <w:uiPriority w:val="99"/>
-    <w:unhideWhenUsed w:val="1"/>
-    <w:rsid w:val="009846C8"/>
-    <w:rPr>
-      <w:color w:val="0563c1" w:themeColor="hyperlink"/>
-      <w:u w:val="single"/>
-    </w:rPr>
-  </w:style>
-  <w:style w:type="paragraph" w:styleId="TDC1">
-    <w:name w:val="toc 1"/>
-    <w:basedOn w:val="Normal"/>
-    <w:next w:val="Normal"/>
-    <w:autoRedefine w:val="1"/>
-    <w:uiPriority w:val="39"/>
-    <w:unhideWhenUsed w:val="1"/>
-    <w:rsid w:val="009846C8"/>
-    <w:pPr>
-      <w:spacing w:before="120"/>
-    </w:pPr>
-    <w:rPr>
-      <w:rFonts w:asciiTheme="minorHAnsi" w:cstheme="minorHAnsi" w:hAnsiTheme="minorHAnsi"/>
-      <w:b w:val="1"/>
-      <w:bCs w:val="1"/>
-      <w:i w:val="1"/>
-      <w:iCs w:val="1"/>
-    </w:rPr>
-  </w:style>
-  <w:style w:type="paragraph" w:styleId="TDC2">
-    <w:name w:val="toc 2"/>
-    <w:basedOn w:val="Normal"/>
-    <w:next w:val="Normal"/>
-    <w:autoRedefine w:val="1"/>
-    <w:uiPriority w:val="39"/>
-    <w:unhideWhenUsed w:val="1"/>
-    <w:rsid w:val="009846C8"/>
-    <w:pPr>
-      <w:spacing w:before="120"/>
-      <w:ind w:left="240"/>
-    </w:pPr>
-    <w:rPr>
-      <w:rFonts w:asciiTheme="minorHAnsi" w:cstheme="minorHAnsi" w:hAnsiTheme="minorHAnsi"/>
-      <w:b w:val="1"/>
-      <w:bCs w:val="1"/>
-      <w:sz w:val="22"/>
-      <w:szCs w:val="22"/>
-    </w:rPr>
-  </w:style>
-  <w:style w:type="paragraph" w:styleId="TDC4">
-    <w:name w:val="toc 4"/>
-    <w:basedOn w:val="Normal"/>
-    <w:next w:val="Normal"/>
-    <w:autoRedefine w:val="1"/>
-    <w:uiPriority w:val="39"/>
-    <w:semiHidden w:val="1"/>
-    <w:unhideWhenUsed w:val="1"/>
-    <w:rsid w:val="009846C8"/>
-    <w:pPr>
-      <w:ind w:left="720"/>
-    </w:pPr>
-    <w:rPr>
-      <w:rFonts w:asciiTheme="minorHAnsi" w:cstheme="minorHAnsi" w:hAnsiTheme="minorHAnsi"/>
-      <w:sz w:val="20"/>
-      <w:szCs w:val="20"/>
-    </w:rPr>
-  </w:style>
-  <w:style w:type="paragraph" w:styleId="TDC5">
-    <w:name w:val="toc 5"/>
-    <w:basedOn w:val="Normal"/>
-    <w:next w:val="Normal"/>
-    <w:autoRedefine w:val="1"/>
-    <w:uiPriority w:val="39"/>
-    <w:semiHidden w:val="1"/>
-    <w:unhideWhenUsed w:val="1"/>
-    <w:rsid w:val="009846C8"/>
-    <w:pPr>
-      <w:ind w:left="960"/>
-    </w:pPr>
-    <w:rPr>
-      <w:rFonts w:asciiTheme="minorHAnsi" w:cstheme="minorHAnsi" w:hAnsiTheme="minorHAnsi"/>
-      <w:sz w:val="20"/>
-      <w:szCs w:val="20"/>
-    </w:rPr>
-  </w:style>
-  <w:style w:type="paragraph" w:styleId="TDC6">
-    <w:name w:val="toc 6"/>
-    <w:basedOn w:val="Normal"/>
-    <w:next w:val="Normal"/>
-    <w:autoRedefine w:val="1"/>
-    <w:uiPriority w:val="39"/>
-    <w:semiHidden w:val="1"/>
-    <w:unhideWhenUsed w:val="1"/>
-    <w:rsid w:val="009846C8"/>
-    <w:pPr>
-      <w:ind w:left="1200"/>
-    </w:pPr>
-    <w:rPr>
-      <w:rFonts w:asciiTheme="minorHAnsi" w:cstheme="minorHAnsi" w:hAnsiTheme="minorHAnsi"/>
-      <w:sz w:val="20"/>
-      <w:szCs w:val="20"/>
-    </w:rPr>
-  </w:style>
-  <w:style w:type="paragraph" w:styleId="TDC7">
-    <w:name w:val="toc 7"/>
-    <w:basedOn w:val="Normal"/>
-    <w:next w:val="Normal"/>
-    <w:autoRedefine w:val="1"/>
-    <w:uiPriority w:val="39"/>
-    <w:semiHidden w:val="1"/>
-    <w:unhideWhenUsed w:val="1"/>
-    <w:rsid w:val="009846C8"/>
-    <w:pPr>
-      <w:ind w:left="1440"/>
-    </w:pPr>
-    <w:rPr>
-      <w:rFonts w:asciiTheme="minorHAnsi" w:cstheme="minorHAnsi" w:hAnsiTheme="minorHAnsi"/>
-      <w:sz w:val="20"/>
-      <w:szCs w:val="20"/>
-    </w:rPr>
-  </w:style>
-  <w:style w:type="paragraph" w:styleId="TDC8">
-    <w:name w:val="toc 8"/>
-    <w:basedOn w:val="Normal"/>
-    <w:next w:val="Normal"/>
-    <w:autoRedefine w:val="1"/>
-    <w:uiPriority w:val="39"/>
-    <w:semiHidden w:val="1"/>
-    <w:unhideWhenUsed w:val="1"/>
-    <w:rsid w:val="009846C8"/>
-    <w:pPr>
-      <w:ind w:left="1680"/>
-    </w:pPr>
-    <w:rPr>
-      <w:rFonts w:asciiTheme="minorHAnsi" w:cstheme="minorHAnsi" w:hAnsiTheme="minorHAnsi"/>
-      <w:sz w:val="20"/>
-      <w:szCs w:val="20"/>
-    </w:rPr>
-  </w:style>
-  <w:style w:type="paragraph" w:styleId="TDC9">
-    <w:name w:val="toc 9"/>
-    <w:basedOn w:val="Normal"/>
-    <w:next w:val="Normal"/>
-    <w:autoRedefine w:val="1"/>
-    <w:uiPriority w:val="39"/>
-    <w:semiHidden w:val="1"/>
-    <w:unhideWhenUsed w:val="1"/>
-    <w:rsid w:val="009846C8"/>
-    <w:pPr>
-      <w:ind w:left="1920"/>
-    </w:pPr>
-    <w:rPr>
-      <w:rFonts w:asciiTheme="minorHAnsi" w:cstheme="minorHAnsi" w:hAnsiTheme="minorHAnsi"/>
-      <w:sz w:val="20"/>
-      <w:szCs w:val="20"/>
-    </w:rPr>
-  </w:style>
-  <w:style w:type="paragraph" w:styleId="Estilo1" w:customStyle="1">
-    <w:name w:val="Estilo1"/>
-    <w:basedOn w:val="Prrafodelista"/>
-    <w:qFormat w:val="1"/>
-    <w:rsid w:val="00E14E89"/>
-    <w:pPr>
-      <w:numPr>
-        <w:ilvl w:val="1"/>
-        <w:numId w:val="1"/>
-      </w:numPr>
-      <w:spacing w:after="100" w:afterAutospacing="1" w:before="100" w:beforeAutospacing="1"/>
-    </w:pPr>
-    <w:rPr>
-      <w:rFonts w:asciiTheme="minorHAnsi" w:cstheme="minorHAnsi" w:hAnsiTheme="minorHAnsi"/>
-      <w:sz w:val="20"/>
-      <w:szCs w:val="20"/>
-    </w:rPr>
-  </w:style>
-  <w:style w:type="character" w:styleId="Ttulo5Car" w:customStyle="1">
-    <w:name w:val="Título 5 Car"/>
-    <w:basedOn w:val="Fuentedeprrafopredeter"/>
-    <w:link w:val="Ttulo5"/>
-    <w:uiPriority w:val="9"/>
-    <w:semiHidden w:val="1"/>
-    <w:rsid w:val="000B6803"/>
-    <w:rPr>
-      <w:rFonts w:asciiTheme="majorHAnsi" w:cstheme="majorBidi" w:eastAsiaTheme="majorEastAsia" w:hAnsiTheme="majorHAnsi"/>
-      <w:color w:val="2f5496" w:themeColor="accent1" w:themeShade="0000BF"/>
-      <w:lang w:eastAsia="es-ES_tradnl"/>
-    </w:rPr>
-  </w:style>
-  <w:style w:type="character" w:styleId="Ttulo6Car" w:customStyle="1">
-    <w:name w:val="Título 6 Car"/>
-    <w:basedOn w:val="Fuentedeprrafopredeter"/>
-    <w:link w:val="Ttulo6"/>
-    <w:uiPriority w:val="9"/>
-    <w:rsid w:val="000B6803"/>
-    <w:rPr>
-      <w:rFonts w:asciiTheme="majorHAnsi" w:cstheme="majorBidi" w:eastAsiaTheme="majorEastAsia" w:hAnsiTheme="majorHAnsi"/>
-      <w:color w:val="1f3763" w:themeColor="accent1" w:themeShade="00007F"/>
-      <w:lang w:eastAsia="es-ES_tradnl"/>
-    </w:rPr>
-  </w:style>
-  <w:style w:type="character" w:styleId="Ttulo7Car" w:customStyle="1">
-    <w:name w:val="Título 7 Car"/>
-    <w:basedOn w:val="Fuentedeprrafopredeter"/>
-    <w:link w:val="Ttulo7"/>
-    <w:uiPriority w:val="9"/>
-    <w:semiHidden w:val="1"/>
-    <w:rsid w:val="000B6803"/>
-    <w:rPr>
-      <w:rFonts w:asciiTheme="majorHAnsi" w:cstheme="majorBidi" w:eastAsiaTheme="majorEastAsia" w:hAnsiTheme="majorHAnsi"/>
-      <w:i w:val="1"/>
-      <w:iCs w:val="1"/>
-      <w:color w:val="1f3763" w:themeColor="accent1" w:themeShade="00007F"/>
-      <w:lang w:eastAsia="es-ES_tradnl"/>
-    </w:rPr>
-  </w:style>
-  <w:style w:type="character" w:styleId="Ttulo8Car" w:customStyle="1">
-    <w:name w:val="Título 8 Car"/>
-    <w:basedOn w:val="Fuentedeprrafopredeter"/>
-    <w:link w:val="Ttulo8"/>
-    <w:uiPriority w:val="9"/>
-    <w:semiHidden w:val="1"/>
-    <w:rsid w:val="000B6803"/>
-    <w:rPr>
-      <w:rFonts w:asciiTheme="majorHAnsi" w:cstheme="majorBidi" w:eastAsiaTheme="majorEastAsia" w:hAnsiTheme="majorHAnsi"/>
-      <w:color w:val="272727" w:themeColor="text1" w:themeTint="0000D8"/>
-      <w:sz w:val="21"/>
-      <w:szCs w:val="21"/>
-      <w:lang w:eastAsia="es-ES_tradnl"/>
-    </w:rPr>
-  </w:style>
-  <w:style w:type="character" w:styleId="Ttulo9Car" w:customStyle="1">
-    <w:name w:val="Título 9 Car"/>
-    <w:basedOn w:val="Fuentedeprrafopredeter"/>
-    <w:link w:val="Ttulo9"/>
-    <w:uiPriority w:val="1"/>
-    <w:rsid w:val="000B6803"/>
-    <w:rPr>
-      <w:rFonts w:asciiTheme="majorHAnsi" w:cstheme="majorBidi" w:eastAsiaTheme="majorEastAsia" w:hAnsiTheme="majorHAnsi"/>
-      <w:i w:val="1"/>
-      <w:iCs w:val="1"/>
-      <w:color w:val="272727" w:themeColor="text1" w:themeTint="0000D8"/>
-      <w:sz w:val="21"/>
-      <w:szCs w:val="21"/>
-      <w:lang w:eastAsia="es-ES_tradnl"/>
-    </w:rPr>
-  </w:style>
-  <w:style w:type="character" w:styleId="Ttulo4Car" w:customStyle="1">
-    <w:name w:val="Título 4 Car"/>
-    <w:basedOn w:val="Fuentedeprrafopredeter"/>
-    <w:link w:val="Ttulo4"/>
-    <w:uiPriority w:val="9"/>
-    <w:rsid w:val="000B6803"/>
-    <w:rPr>
-      <w:rFonts w:ascii="Arial" w:cs="Arial" w:eastAsia="Arial" w:hAnsi="Arial"/>
-      <w:sz w:val="31"/>
-      <w:szCs w:val="31"/>
-      <w:lang w:val="en-US"/>
-    </w:rPr>
-  </w:style>
-  <w:style w:type="table" w:styleId="NormalTable0" w:customStyle="1">
-    <w:name w:val="Normal Table0"/>
-    <w:uiPriority w:val="2"/>
-    <w:semiHidden w:val="1"/>
-    <w:unhideWhenUsed w:val="1"/>
-    <w:qFormat w:val="1"/>
-    <w:rsid w:val="000B6803"/>
-    <w:pPr>
-      <w:widowControl w:val="0"/>
-      <w:autoSpaceDE w:val="0"/>
-      <w:autoSpaceDN w:val="0"/>
-    </w:pPr>
-    <w:rPr>
-      <w:sz w:val="22"/>
-      <w:szCs w:val="22"/>
-      <w:lang w:val="en-US"/>
-    </w:rPr>
-    <w:tblPr>
-      <w:tblInd w:w="0.0" w:type="dxa"/>
-      <w:tblCellMar>
-        <w:top w:w="0.0" w:type="dxa"/>
-        <w:left w:w="0.0" w:type="dxa"/>
-        <w:bottom w:w="0.0" w:type="dxa"/>
-        <w:right w:w="0.0" w:type="dxa"/>
-      </w:tblCellMar>
-    </w:tblPr>
-  </w:style>
-  <w:style w:type="paragraph" w:styleId="Textoindependiente">
-    <w:name w:val="Body Text"/>
-    <w:basedOn w:val="Normal"/>
-    <w:link w:val="TextoindependienteCar"/>
-    <w:uiPriority w:val="1"/>
-    <w:qFormat w:val="1"/>
-    <w:rsid w:val="000B6803"/>
-    <w:pPr>
-      <w:widowControl w:val="0"/>
-      <w:autoSpaceDE w:val="0"/>
-      <w:autoSpaceDN w:val="0"/>
-    </w:pPr>
-    <w:rPr>
-      <w:lang w:eastAsia="en-US" w:val="en-US"/>
-    </w:rPr>
-  </w:style>
-  <w:style w:type="character" w:styleId="TextoindependienteCar" w:customStyle="1">
-    <w:name w:val="Texto independiente Car"/>
-    <w:basedOn w:val="Fuentedeprrafopredeter"/>
-    <w:link w:val="Textoindependiente"/>
-    <w:uiPriority w:val="1"/>
-    <w:rsid w:val="000B6803"/>
-    <w:rPr>
-      <w:rFonts w:ascii="Times New Roman" w:cs="Times New Roman" w:eastAsia="Times New Roman" w:hAnsi="Times New Roman"/>
-      <w:lang w:val="en-US"/>
-    </w:rPr>
-  </w:style>
-  <w:style w:type="paragraph" w:styleId="TableParagraph" w:customStyle="1">
-    <w:name w:val="Table Paragraph"/>
-    <w:basedOn w:val="Normal"/>
-    <w:uiPriority w:val="1"/>
-    <w:qFormat w:val="1"/>
-    <w:rsid w:val="000B6803"/>
-    <w:pPr>
-      <w:widowControl w:val="0"/>
-      <w:autoSpaceDE w:val="0"/>
-      <w:autoSpaceDN w:val="0"/>
-    </w:pPr>
-    <w:rPr>
-      <w:sz w:val="22"/>
-      <w:szCs w:val="22"/>
-      <w:lang w:eastAsia="en-US" w:val="en-US"/>
-    </w:rPr>
-  </w:style>
-  <w:style w:type="character" w:styleId="Textodelmarcadordeposicin">
-    <w:name w:val="Placeholder Text"/>
-    <w:basedOn w:val="Fuentedeprrafopredeter"/>
-    <w:uiPriority w:val="99"/>
-    <w:semiHidden w:val="1"/>
-    <w:rsid w:val="00B65713"/>
-    <w:rPr>
-      <w:color w:val="808080"/>
-    </w:rPr>
-  </w:style>
-  <w:style w:type="character" w:styleId="SubttuloCar" w:customStyle="1">
-    <w:name w:val="Subtítulo Car"/>
-    <w:basedOn w:val="Fuentedeprrafopredeter"/>
-    <w:link w:val="Subttulo"/>
-    <w:rsid w:val="007C53E2"/>
-    <w:rPr>
-      <w:rFonts w:ascii="Arial" w:cs="Times New Roman" w:eastAsia="Times New Roman" w:hAnsi="Arial"/>
-      <w:b w:val="1"/>
-      <w:szCs w:val="20"/>
-      <w:lang w:eastAsia="es-ES" w:val="es-ES"/>
-    </w:rPr>
-  </w:style>
-  <w:style w:type="paragraph" w:styleId="Default" w:customStyle="1">
-    <w:name w:val="Default"/>
-    <w:rsid w:val="007C53E2"/>
-    <w:pPr>
-      <w:autoSpaceDE w:val="0"/>
-      <w:autoSpaceDN w:val="0"/>
-      <w:adjustRightInd w:val="0"/>
-    </w:pPr>
-    <w:rPr>
-      <w:rFonts w:ascii="Times New Roman" w:cs="Times New Roman" w:eastAsia="Times New Roman" w:hAnsi="Times New Roman"/>
-      <w:color w:val="000000"/>
-      <w:lang w:eastAsia="es-CL"/>
-    </w:rPr>
-  </w:style>
-  <w:style w:type="character" w:styleId="Refdecomentario">
-    <w:name w:val="annotation reference"/>
-    <w:basedOn w:val="Fuentedeprrafopredeter"/>
-    <w:uiPriority w:val="99"/>
-    <w:semiHidden w:val="1"/>
-    <w:unhideWhenUsed w:val="1"/>
-    <w:rsid w:val="005B4825"/>
-    <w:rPr>
-      <w:sz w:val="16"/>
-      <w:szCs w:val="16"/>
-    </w:rPr>
-  </w:style>
-  <w:style w:type="paragraph" w:styleId="Textocomentario">
-    <w:name w:val="annotation text"/>
-    <w:basedOn w:val="Normal"/>
-    <w:link w:val="TextocomentarioCar"/>
-    <w:uiPriority w:val="99"/>
-    <w:unhideWhenUsed w:val="1"/>
-    <w:rsid w:val="005B4825"/>
-    <w:rPr>
-      <w:sz w:val="20"/>
-      <w:szCs w:val="20"/>
-    </w:rPr>
-  </w:style>
-  <w:style w:type="character" w:styleId="TextocomentarioCar" w:customStyle="1">
-    <w:name w:val="Texto comentario Car"/>
-    <w:basedOn w:val="Fuentedeprrafopredeter"/>
-    <w:link w:val="Textocomentario"/>
-    <w:uiPriority w:val="99"/>
-    <w:rsid w:val="005B4825"/>
-    <w:rPr>
-      <w:rFonts w:ascii="Times New Roman" w:cs="Times New Roman" w:eastAsia="Times New Roman" w:hAnsi="Times New Roman"/>
-      <w:sz w:val="20"/>
-      <w:szCs w:val="20"/>
-      <w:lang w:eastAsia="es-ES_tradnl"/>
-    </w:rPr>
-  </w:style>
-  <w:style w:type="paragraph" w:styleId="Asuntodelcomentario">
-    <w:name w:val="annotation subject"/>
-    <w:basedOn w:val="Textocomentario"/>
-    <w:next w:val="Textocomentario"/>
-    <w:link w:val="AsuntodelcomentarioCar"/>
-    <w:uiPriority w:val="99"/>
-    <w:semiHidden w:val="1"/>
-    <w:unhideWhenUsed w:val="1"/>
-    <w:rsid w:val="005B4825"/>
-    <w:rPr>
-      <w:b w:val="1"/>
-      <w:bCs w:val="1"/>
-    </w:rPr>
-  </w:style>
-  <w:style w:type="character" w:styleId="AsuntodelcomentarioCar" w:customStyle="1">
-    <w:name w:val="Asunto del comentario Car"/>
-    <w:basedOn w:val="TextocomentarioCar"/>
-    <w:link w:val="Asuntodelcomentario"/>
-    <w:uiPriority w:val="99"/>
-    <w:semiHidden w:val="1"/>
-    <w:rsid w:val="005B4825"/>
-    <w:rPr>
-      <w:rFonts w:ascii="Times New Roman" w:cs="Times New Roman" w:eastAsia="Times New Roman" w:hAnsi="Times New Roman"/>
-      <w:b w:val="1"/>
-      <w:bCs w:val="1"/>
-      <w:sz w:val="20"/>
-      <w:szCs w:val="20"/>
-      <w:lang w:eastAsia="es-ES_tradnl"/>
-    </w:rPr>
-  </w:style>
-  <w:style w:type="paragraph" w:styleId="Sinespaciado">
-    <w:name w:val="No Spacing"/>
-    <w:uiPriority w:val="1"/>
-    <w:qFormat w:val="1"/>
-    <w:rsid w:val="00B03329"/>
-    <w:rPr>
-      <w:rFonts w:ascii="Arial Narrow" w:hAnsi="Arial Narrow"/>
-      <w:sz w:val="22"/>
-      <w:szCs w:val="22"/>
-    </w:rPr>
-  </w:style>
-  <w:style w:type="paragraph" w:styleId="m-7902852717740613865msolistparagraph" w:customStyle="1">
-    <w:name w:val="m_-7902852717740613865msolistparagraph"/>
-    <w:basedOn w:val="Normal"/>
-    <w:rsid w:val="005178EF"/>
-    <w:pPr>
-      <w:spacing w:after="100" w:afterAutospacing="1" w:before="100" w:beforeAutospacing="1"/>
-    </w:pPr>
-    <w:rPr>
-      <w:lang w:eastAsia="es-ES" w:val="es-ES"/>
     </w:rPr>
   </w:style>
   <w:style w:type="paragraph" w:styleId="Subtitle">
@@ -19678,7 +18861,12 @@
     <w:tblPr>
       <w:tblStyleRowBandSize w:val="1"/>
       <w:tblStyleColBandSize w:val="1"/>
-      <w:tblCellMar/>
+      <w:tblCellMar>
+        <w:top w:w="100.0" w:type="dxa"/>
+        <w:left w:w="100.0" w:type="dxa"/>
+        <w:bottom w:w="100.0" w:type="dxa"/>
+        <w:right w:w="100.0" w:type="dxa"/>
+      </w:tblCellMar>
     </w:tblPr>
   </w:style>
   <w:style w:type="table" w:styleId="Table19">
@@ -19686,7 +18874,12 @@
     <w:tblPr>
       <w:tblStyleRowBandSize w:val="1"/>
       <w:tblStyleColBandSize w:val="1"/>
-      <w:tblCellMar/>
+      <w:tblCellMar>
+        <w:top w:w="100.0" w:type="dxa"/>
+        <w:left w:w="100.0" w:type="dxa"/>
+        <w:bottom w:w="100.0" w:type="dxa"/>
+        <w:right w:w="100.0" w:type="dxa"/>
+      </w:tblCellMar>
     </w:tblPr>
   </w:style>
   <w:style w:type="table" w:styleId="Table20">
@@ -19694,7 +18887,12 @@
     <w:tblPr>
       <w:tblStyleRowBandSize w:val="1"/>
       <w:tblStyleColBandSize w:val="1"/>
-      <w:tblCellMar/>
+      <w:tblCellMar>
+        <w:top w:w="100.0" w:type="dxa"/>
+        <w:left w:w="100.0" w:type="dxa"/>
+        <w:bottom w:w="100.0" w:type="dxa"/>
+        <w:right w:w="100.0" w:type="dxa"/>
+      </w:tblCellMar>
     </w:tblPr>
   </w:style>
   <w:style w:type="table" w:styleId="Table21">
@@ -19702,7 +18900,12 @@
     <w:tblPr>
       <w:tblStyleRowBandSize w:val="1"/>
       <w:tblStyleColBandSize w:val="1"/>
-      <w:tblCellMar/>
+      <w:tblCellMar>
+        <w:top w:w="100.0" w:type="dxa"/>
+        <w:left w:w="100.0" w:type="dxa"/>
+        <w:bottom w:w="100.0" w:type="dxa"/>
+        <w:right w:w="100.0" w:type="dxa"/>
+      </w:tblCellMar>
     </w:tblPr>
   </w:style>
   <w:style w:type="table" w:styleId="Table22">
@@ -19748,7 +18951,7 @@
 </file>
 
 <file path=word/theme/theme1.xml><?xml version="1.0" encoding="utf-8"?>
-<a:theme xmlns:a="http://schemas.openxmlformats.org/drawingml/2006/main" name="Tema de Office">
+<a:theme xmlns:a="http://schemas.openxmlformats.org/drawingml/2006/main" name="Office Theme">
   <a:themeElements>
     <a:clrScheme name="Office">
       <a:dk1>
@@ -19758,44 +18961,44 @@
         <a:sysClr val="window" lastClr="FFFFFF"/>
       </a:lt1>
       <a:dk2>
-        <a:srgbClr val="44546A"/>
+        <a:srgbClr val="1F497D"/>
       </a:dk2>
       <a:lt2>
-        <a:srgbClr val="E7E6E6"/>
+        <a:srgbClr val="EEECE1"/>
       </a:lt2>
       <a:accent1>
-        <a:srgbClr val="4472C4"/>
+        <a:srgbClr val="4F81BD"/>
       </a:accent1>
       <a:accent2>
-        <a:srgbClr val="ED7D31"/>
+        <a:srgbClr val="C0504D"/>
       </a:accent2>
       <a:accent3>
-        <a:srgbClr val="A5A5A5"/>
+        <a:srgbClr val="9BBB59"/>
       </a:accent3>
       <a:accent4>
-        <a:srgbClr val="FFC000"/>
+        <a:srgbClr val="8064A2"/>
       </a:accent4>
       <a:accent5>
-        <a:srgbClr val="5B9BD5"/>
+        <a:srgbClr val="4BACC6"/>
       </a:accent5>
       <a:accent6>
-        <a:srgbClr val="70AD47"/>
+        <a:srgbClr val="F79646"/>
       </a:accent6>
       <a:hlink>
-        <a:srgbClr val="0563C1"/>
+        <a:srgbClr val="0000FF"/>
       </a:hlink>
       <a:folHlink>
-        <a:srgbClr val="954F72"/>
+        <a:srgbClr val="800080"/>
       </a:folHlink>
     </a:clrScheme>
     <a:fontScheme name="Office">
       <a:majorFont>
-        <a:latin typeface="Calibri Light"/>
+        <a:latin typeface="Calibri"/>
         <a:ea typeface=""/>
         <a:cs typeface=""/>
-        <a:font script="Jpan" typeface="游ゴシック Light"/>
+        <a:font script="Jpan" typeface="ＭＳ ゴシック"/>
         <a:font script="Hang" typeface="맑은 고딕"/>
-        <a:font script="Hans" typeface="等线 Light"/>
+        <a:font script="Hans" typeface="宋体"/>
         <a:font script="Hant" typeface="新細明體"/>
         <a:font script="Arab" typeface="Times New Roman"/>
         <a:font script="Hebr" typeface="Times New Roman"/>
@@ -19823,31 +19026,14 @@
         <a:font script="Viet" typeface="Times New Roman"/>
         <a:font script="Uigh" typeface="Microsoft Uighur"/>
         <a:font script="Geor" typeface="Sylfaen"/>
-        <a:font script="Armn" typeface="Arial"/>
-        <a:font script="Bugi" typeface="Leelawadee UI"/>
-        <a:font script="Bopo" typeface="Microsoft JhengHei"/>
-        <a:font script="Java" typeface="Javanese Text"/>
-        <a:font script="Lisu" typeface="Segoe UI"/>
-        <a:font script="Mymr" typeface="Myanmar Text"/>
-        <a:font script="Nkoo" typeface="Ebrima"/>
-        <a:font script="Olck" typeface="Nirmala UI"/>
-        <a:font script="Osma" typeface="Ebrima"/>
-        <a:font script="Phag" typeface="Phagspa"/>
-        <a:font script="Syrn" typeface="Estrangelo Edessa"/>
-        <a:font script="Syrj" typeface="Estrangelo Edessa"/>
-        <a:font script="Syre" typeface="Estrangelo Edessa"/>
-        <a:font script="Sora" typeface="Nirmala UI"/>
-        <a:font script="Tale" typeface="Microsoft Tai Le"/>
-        <a:font script="Talu" typeface="Microsoft New Tai Lue"/>
-        <a:font script="Tfng" typeface="Ebrima"/>
       </a:majorFont>
       <a:minorFont>
-        <a:latin typeface="Calibri"/>
+        <a:latin typeface="Cambria"/>
         <a:ea typeface=""/>
         <a:cs typeface=""/>
-        <a:font script="Jpan" typeface="游明朝"/>
+        <a:font script="Jpan" typeface="ＭＳ 明朝"/>
         <a:font script="Hang" typeface="맑은 고딕"/>
-        <a:font script="Hans" typeface="等线"/>
+        <a:font script="Hans" typeface="宋体"/>
         <a:font script="Hant" typeface="新細明體"/>
         <a:font script="Arab" typeface="Arial"/>
         <a:font script="Hebr" typeface="Arial"/>
@@ -19875,23 +19061,6 @@
         <a:font script="Viet" typeface="Arial"/>
         <a:font script="Uigh" typeface="Microsoft Uighur"/>
         <a:font script="Geor" typeface="Sylfaen"/>
-        <a:font script="Armn" typeface="Arial"/>
-        <a:font script="Bugi" typeface="Leelawadee UI"/>
-        <a:font script="Bopo" typeface="Microsoft JhengHei"/>
-        <a:font script="Java" typeface="Javanese Text"/>
-        <a:font script="Lisu" typeface="Segoe UI"/>
-        <a:font script="Mymr" typeface="Myanmar Text"/>
-        <a:font script="Nkoo" typeface="Ebrima"/>
-        <a:font script="Olck" typeface="Nirmala UI"/>
-        <a:font script="Osma" typeface="Ebrima"/>
-        <a:font script="Phag" typeface="Phagspa"/>
-        <a:font script="Syrn" typeface="Estrangelo Edessa"/>
-        <a:font script="Syrj" typeface="Estrangelo Edessa"/>
-        <a:font script="Syre" typeface="Estrangelo Edessa"/>
-        <a:font script="Sora" typeface="Nirmala UI"/>
-        <a:font script="Tale" typeface="Microsoft Tai Le"/>
-        <a:font script="Talu" typeface="Microsoft New Tai Lue"/>
-        <a:font script="Tfng" typeface="Ebrima"/>
       </a:minorFont>
     </a:fontScheme>
     <a:fmtScheme name="Office">
@@ -19903,156 +19072,200 @@
           <a:gsLst>
             <a:gs pos="0">
               <a:schemeClr val="phClr">
-                <a:lumMod val="110000"/>
-                <a:satMod val="105000"/>
-                <a:tint val="67000"/>
+                <a:tint val="50000"/>
+                <a:satMod val="300000"/>
               </a:schemeClr>
             </a:gs>
-            <a:gs pos="50000">
+            <a:gs pos="35000">
               <a:schemeClr val="phClr">
-                <a:lumMod val="105000"/>
-                <a:satMod val="103000"/>
-                <a:tint val="73000"/>
+                <a:tint val="37000"/>
+                <a:satMod val="300000"/>
               </a:schemeClr>
             </a:gs>
             <a:gs pos="100000">
               <a:schemeClr val="phClr">
-                <a:lumMod val="105000"/>
-                <a:satMod val="109000"/>
-                <a:tint val="81000"/>
+                <a:tint val="15000"/>
+                <a:satMod val="350000"/>
               </a:schemeClr>
             </a:gs>
           </a:gsLst>
-          <a:lin ang="5400000" scaled="0"/>
+          <a:lin ang="16200000" scaled="1"/>
         </a:gradFill>
         <a:gradFill rotWithShape="1">
           <a:gsLst>
             <a:gs pos="0">
               <a:schemeClr val="phClr">
-                <a:satMod val="103000"/>
-                <a:lumMod val="102000"/>
-                <a:tint val="94000"/>
-              </a:schemeClr>
-            </a:gs>
-            <a:gs pos="50000">
-              <a:schemeClr val="phClr">
-                <a:satMod val="110000"/>
-                <a:lumMod val="100000"/>
+                <a:tint val="100000"/>
                 <a:shade val="100000"/>
+                <a:satMod val="130000"/>
               </a:schemeClr>
             </a:gs>
             <a:gs pos="100000">
               <a:schemeClr val="phClr">
-                <a:lumMod val="99000"/>
-                <a:satMod val="120000"/>
-                <a:shade val="78000"/>
+                <a:tint val="50000"/>
+                <a:shade val="100000"/>
+                <a:satMod val="350000"/>
               </a:schemeClr>
             </a:gs>
           </a:gsLst>
-          <a:lin ang="5400000" scaled="0"/>
+          <a:lin ang="16200000" scaled="0"/>
         </a:gradFill>
       </a:fillStyleLst>
       <a:lnStyleLst>
-        <a:ln w="6350" cap="flat" cmpd="sng" algn="ctr">
+        <a:ln w="9525" cap="flat" cmpd="sng" algn="ctr">
+          <a:solidFill>
+            <a:schemeClr val="phClr">
+              <a:shade val="95000"/>
+              <a:satMod val="105000"/>
+            </a:schemeClr>
+          </a:solidFill>
+          <a:prstDash val="solid"/>
+        </a:ln>
+        <a:ln w="25400" cap="flat" cmpd="sng" algn="ctr">
           <a:solidFill>
             <a:schemeClr val="phClr"/>
           </a:solidFill>
           <a:prstDash val="solid"/>
-          <a:miter lim="800000"/>
         </a:ln>
-        <a:ln w="12700" cap="flat" cmpd="sng" algn="ctr">
+        <a:ln w="38100" cap="flat" cmpd="sng" algn="ctr">
           <a:solidFill>
             <a:schemeClr val="phClr"/>
           </a:solidFill>
           <a:prstDash val="solid"/>
-          <a:miter lim="800000"/>
-        </a:ln>
-        <a:ln w="19050" cap="flat" cmpd="sng" algn="ctr">
-          <a:solidFill>
-            <a:schemeClr val="phClr"/>
-          </a:solidFill>
-          <a:prstDash val="solid"/>
-          <a:miter lim="800000"/>
         </a:ln>
       </a:lnStyleLst>
       <a:effectStyleLst>
         <a:effectStyle>
-          <a:effectLst/>
-        </a:effectStyle>
-        <a:effectStyle>
-          <a:effectLst/>
+          <a:effectLst>
+            <a:outerShdw blurRad="40000" dist="20000" dir="5400000" rotWithShape="0">
+              <a:srgbClr val="000000">
+                <a:alpha val="38000"/>
+              </a:srgbClr>
+            </a:outerShdw>
+          </a:effectLst>
         </a:effectStyle>
         <a:effectStyle>
           <a:effectLst>
-            <a:outerShdw blurRad="57150" dist="19050" dir="5400000" algn="ctr" rotWithShape="0">
+            <a:outerShdw blurRad="40000" dist="23000" dir="5400000" rotWithShape="0">
               <a:srgbClr val="000000">
-                <a:alpha val="63000"/>
+                <a:alpha val="35000"/>
               </a:srgbClr>
             </a:outerShdw>
           </a:effectLst>
+        </a:effectStyle>
+        <a:effectStyle>
+          <a:effectLst>
+            <a:outerShdw blurRad="40000" dist="23000" dir="5400000" rotWithShape="0">
+              <a:srgbClr val="000000">
+                <a:alpha val="35000"/>
+              </a:srgbClr>
+            </a:outerShdw>
+          </a:effectLst>
+          <a:scene3d>
+            <a:camera prst="orthographicFront">
+              <a:rot lat="0" lon="0" rev="0"/>
+            </a:camera>
+            <a:lightRig rig="threePt" dir="t">
+              <a:rot lat="0" lon="0" rev="1200000"/>
+            </a:lightRig>
+          </a:scene3d>
+          <a:sp3d>
+            <a:bevelT w="63500" h="25400"/>
+          </a:sp3d>
         </a:effectStyle>
       </a:effectStyleLst>
       <a:bgFillStyleLst>
         <a:solidFill>
           <a:schemeClr val="phClr"/>
         </a:solidFill>
-        <a:solidFill>
-          <a:schemeClr val="phClr">
-            <a:tint val="95000"/>
-            <a:satMod val="170000"/>
-          </a:schemeClr>
-        </a:solidFill>
         <a:gradFill rotWithShape="1">
           <a:gsLst>
             <a:gs pos="0">
               <a:schemeClr val="phClr">
-                <a:tint val="93000"/>
-                <a:satMod val="150000"/>
-                <a:shade val="98000"/>
-                <a:lumMod val="102000"/>
+                <a:tint val="40000"/>
+                <a:satMod val="350000"/>
               </a:schemeClr>
             </a:gs>
-            <a:gs pos="50000">
+            <a:gs pos="40000">
               <a:schemeClr val="phClr">
-                <a:tint val="98000"/>
-                <a:satMod val="130000"/>
-                <a:shade val="90000"/>
-                <a:lumMod val="103000"/>
+                <a:tint val="45000"/>
+                <a:shade val="99000"/>
+                <a:satMod val="350000"/>
               </a:schemeClr>
             </a:gs>
             <a:gs pos="100000">
               <a:schemeClr val="phClr">
-                <a:shade val="63000"/>
-                <a:satMod val="120000"/>
+                <a:shade val="20000"/>
+                <a:satMod val="255000"/>
               </a:schemeClr>
             </a:gs>
           </a:gsLst>
-          <a:lin ang="5400000" scaled="0"/>
+          <a:path path="circle">
+            <a:fillToRect l="50000" t="-80000" r="50000" b="180000"/>
+          </a:path>
+        </a:gradFill>
+        <a:gradFill rotWithShape="1">
+          <a:gsLst>
+            <a:gs pos="0">
+              <a:schemeClr val="phClr">
+                <a:tint val="80000"/>
+                <a:satMod val="300000"/>
+              </a:schemeClr>
+            </a:gs>
+            <a:gs pos="100000">
+              <a:schemeClr val="phClr">
+                <a:shade val="30000"/>
+                <a:satMod val="200000"/>
+              </a:schemeClr>
+            </a:gs>
+          </a:gsLst>
+          <a:path path="circle">
+            <a:fillToRect l="50000" t="50000" r="50000" b="50000"/>
+          </a:path>
         </a:gradFill>
       </a:bgFillStyleLst>
     </a:fmtScheme>
   </a:themeElements>
-  <a:objectDefaults/>
+  <a:objectDefaults>
+    <a:spDef>
+      <a:spPr/>
+      <a:bodyPr/>
+      <a:lstStyle/>
+      <a:style>
+        <a:lnRef idx="1">
+          <a:schemeClr val="accent1"/>
+        </a:lnRef>
+        <a:fillRef idx="3">
+          <a:schemeClr val="accent1"/>
+        </a:fillRef>
+        <a:effectRef idx="2">
+          <a:schemeClr val="accent1"/>
+        </a:effectRef>
+        <a:fontRef idx="minor">
+          <a:schemeClr val="lt1"/>
+        </a:fontRef>
+      </a:style>
+    </a:spDef>
+    <a:lnDef>
+      <a:spPr/>
+      <a:bodyPr/>
+      <a:lstStyle/>
+      <a:style>
+        <a:lnRef idx="2">
+          <a:schemeClr val="accent1"/>
+        </a:lnRef>
+        <a:fillRef idx="0">
+          <a:schemeClr val="accent1"/>
+        </a:fillRef>
+        <a:effectRef idx="1">
+          <a:schemeClr val="accent1"/>
+        </a:effectRef>
+        <a:fontRef idx="minor">
+          <a:schemeClr val="tx1"/>
+        </a:fontRef>
+      </a:style>
+    </a:lnDef>
+  </a:objectDefaults>
   <a:extraClrSchemeLst/>
-  <a:extLst>
-    <a:ext uri="{05A4C25C-085E-4340-85A3-A5531E510DB2}">
-      <thm15:themeFamily xmlns:thm15="http://schemas.microsoft.com/office/thememl/2012/main" name="Office Theme" id="{62F939B6-93AF-4DB8-9C6B-D6C7DFDC589F}" vid="{4A3C46E8-61CC-4603-A589-7422A47A8E4A}"/>
-    </a:ext>
-  </a:extLst>
 </a:theme>
-</file>
-
-<file path=customXML/item1.xml><?xml version="1.0" encoding="utf-8"?>
-<go:gDocsCustomXmlDataStorage xmlns:go="http://customooxmlschemas.google.com/" xmlns:r="http://schemas.openxmlformats.org/officeDocument/2006/relationships" uri="GoogleDocsCustomDataVersion2">
-  <go:docsCustomData xmlns:go="http://customooxmlschemas.google.com/" roundtripDataSignature="AMtx7mi8VgfGr0YdZ7zvkXS6hL0k0GJu+g==">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</go:docsCustomData>
-</go:gDocsCustomXmlDataStorage>
-</file>
-
-<file path=customXML/itemProps1.xml><?xml version="1.0" encoding="utf-8"?>
-<ds:datastoreItem xmlns:ds="http://schemas.openxmlformats.org/officeDocument/2006/customXml" ds:itemID="{11111111-1234-1234-1234-123412341234}">
-  <ds:schemaRefs>
-    <ds:schemaRef ds:uri="http://schemas.openxmlformats.org/officeDocument/2006/relationships"/>
-    <ds:schemaRef ds:uri="http://customooxmlschemas.google.com/"/>
-  </ds:schemaRefs>
-</ds:datastoreItem>
 </file>